--- a/AgenticAI/AgenticAIArchitecture.docx
+++ b/AgenticAI/AgenticAIArchitecture.docx
@@ -62,28 +62,12 @@
     </w:p>
     <w:p>
       <w:r>
-        <w:t xml:space="preserve">1. User Query → Input Guardrails → Session Context. The query never reaches the LLM </w:t>
-      </w:r>
-      <w:proofErr w:type="spellStart"/>
-      <w:r>
-        <w:t>unsanitized</w:t>
-      </w:r>
-      <w:proofErr w:type="spellEnd"/>
-      <w:r>
-        <w:t>. The guardrails layer does PII scrubbing, prompt-injection detection, length limits, and policy checks. In parallel, you attach session context — user identity, role, tenant — because retrieval and tool calls need it for authorization. This is where multi-tenant data isolation starts.</w:t>
-      </w:r>
-    </w:p>
-    <w:p>
-      <w:r>
-        <w:t xml:space="preserve">2. The Agent Orchestrator (the heart of the system). This is a state machine — in production I'd build it on </w:t>
-      </w:r>
-      <w:proofErr w:type="spellStart"/>
-      <w:r>
-        <w:t>LangGraph</w:t>
-      </w:r>
-      <w:proofErr w:type="spellEnd"/>
-      <w:r>
-        <w:t xml:space="preserve"> because the control flow is explicit and testable. It has three concrete pieces:</w:t>
+        <w:t>1. User Query → Input Guardrails → Session Context. The query never reaches the LLM unsanitized. The guardrails layer does PII scrubbing, prompt-injection detection, length limits, and policy checks. In parallel, you attach session context — user identity, role, tenant — because retrieval and tool calls need it for authorization. This is where multi-tenant data isolation starts.</w:t>
+      </w:r>
+    </w:p>
+    <w:p>
+      <w:r>
+        <w:t>2. The Agent Orchestrator (the heart of the system). This is a state machine — in production I'd build it on LangGraph because the control flow is explicit and testable. It has three concrete pieces:</w:t>
       </w:r>
     </w:p>
     <w:p>
@@ -101,15 +85,7 @@
       </w:r>
       <w:r>
         <w:tab/>
-        <w:t xml:space="preserve">Executor LLM — runs the </w:t>
-      </w:r>
-      <w:proofErr w:type="spellStart"/>
-      <w:r>
-        <w:t>ReAct</w:t>
-      </w:r>
-      <w:proofErr w:type="spellEnd"/>
-      <w:r>
-        <w:t xml:space="preserve"> loop: Thought → Action (tool call) → Observation → Reflect → next action. Often a cheaper, faster model since it runs many turns. The dashed </w:t>
+        <w:t xml:space="preserve">Executor LLM — runs the ReAct loop: Thought → Action (tool call) → Observation → Reflect → next action. Often a cheaper, faster model since it runs many turns. The dashed </w:t>
       </w:r>
       <w:r>
         <w:lastRenderedPageBreak/>
@@ -141,15 +117,7 @@
       </w:r>
       <w:r>
         <w:tab/>
-        <w:t xml:space="preserve">Vector Retriever for semantic similarity ("find </w:t>
-      </w:r>
-      <w:proofErr w:type="spellStart"/>
-      <w:r>
-        <w:t>docs</w:t>
-      </w:r>
-      <w:proofErr w:type="spellEnd"/>
-      <w:r>
-        <w:t xml:space="preserve"> that mean roughly this").</w:t>
+        <w:t>Vector Retriever for semantic similarity ("find docs that mean roughly this").</w:t>
       </w:r>
     </w:p>
     <w:p>
@@ -176,30 +144,7 @@
       </w:r>
       <w:r>
         <w:tab/>
-      </w:r>
-      <w:proofErr w:type="spellStart"/>
-      <w:r>
-        <w:t>Reranker</w:t>
-      </w:r>
-      <w:proofErr w:type="spellEnd"/>
-      <w:r>
-        <w:t xml:space="preserve"> — a cross-encoder (Cohere </w:t>
-      </w:r>
-      <w:proofErr w:type="spellStart"/>
-      <w:r>
-        <w:t>Rerank</w:t>
-      </w:r>
-      <w:proofErr w:type="spellEnd"/>
-      <w:r>
-        <w:t xml:space="preserve">, BGE) that takes the </w:t>
-      </w:r>
-      <w:proofErr w:type="gramStart"/>
-      <w:r>
-        <w:t>top-50</w:t>
-      </w:r>
-      <w:proofErr w:type="gramEnd"/>
-      <w:r>
-        <w:t xml:space="preserve"> from cheaper retrievers and re-orders them for precision before they go back to the LLM.</w:t>
+        <w:t>Reranker — a cross-encoder (Cohere Rerank, BGE) that takes the top-50 from cheaper retrievers and re-orders them for precision before they go back to the LLM.</w:t>
       </w:r>
     </w:p>
     <w:p>
@@ -209,31 +154,7 @@
     </w:p>
     <w:p>
       <w:r>
-        <w:t xml:space="preserve">4. Knowledge Layer. The actual stores: Vector DB (Pinecone, </w:t>
-      </w:r>
-      <w:proofErr w:type="spellStart"/>
-      <w:r>
-        <w:t>pgvector</w:t>
-      </w:r>
-      <w:proofErr w:type="spellEnd"/>
-      <w:r>
-        <w:t>, OpenSearch), Graph DB (Neo4j, Neptune), and a Document Store (S3) holding the original chunks so you can show source text and citations. Behind it, an ingestion pipeline (</w:t>
-      </w:r>
-      <w:proofErr w:type="spellStart"/>
-      <w:r>
-        <w:t>PySpark</w:t>
-      </w:r>
-      <w:proofErr w:type="spellEnd"/>
-      <w:r>
-        <w:t xml:space="preserve"> or Glue, often with CDC from operational systems) does the chunking, embedding, and metadata enrichment. This is where 70% of the engineering work </w:t>
-      </w:r>
-      <w:proofErr w:type="gramStart"/>
-      <w:r>
-        <w:t>actually lives</w:t>
-      </w:r>
-      <w:proofErr w:type="gramEnd"/>
-      <w:r>
-        <w:t xml:space="preserve"> — bad retrieval almost always traces back to bad chunking, missing metadata, or stale indexes.</w:t>
+        <w:t>4. Knowledge Layer. The actual stores: Vector DB (Pinecone, pgvector, OpenSearch), Graph DB (Neo4j, Neptune), and a Document Store (S3) holding the original chunks so you can show source text and citations. Behind it, an ingestion pipeline (PySpark or Glue, often with CDC from operational systems) does the chunking, embedding, and metadata enrichment. This is where 70% of the engineering work actually lives — bad retrieval almost always traces back to bad chunking, missing metadata, or stale indexes.</w:t>
       </w:r>
     </w:p>
     <w:p>
@@ -247,23 +168,7 @@
     </w:p>
     <w:p>
       <w:r>
-        <w:t xml:space="preserve">6. Observability rail (left side). Every step emits a trace — every prompt, every tool call, every token, every latency number. </w:t>
-      </w:r>
-      <w:proofErr w:type="spellStart"/>
-      <w:r>
-        <w:t>LangSmith</w:t>
-      </w:r>
-      <w:proofErr w:type="spellEnd"/>
-      <w:r>
-        <w:t xml:space="preserve"> / </w:t>
-      </w:r>
-      <w:proofErr w:type="spellStart"/>
-      <w:r>
-        <w:t>Langfuse</w:t>
-      </w:r>
-      <w:proofErr w:type="spellEnd"/>
-      <w:r>
-        <w:t xml:space="preserve"> on the tool side, plus an internal audit log for compliance. Trajectory evals score the path the agent took, not just the answer. Golden-set regression evals run on every prompt or model change. Drift monitors watch retrieval quality and answer quality in production. Without this rail you can't debug, can't improve, and can't pass audit.</w:t>
+        <w:t>6. Observability rail (left side). Every step emits a trace — every prompt, every tool call, every token, every latency number. LangSmith / Langfuse on the tool side, plus an internal audit log for compliance. Trajectory evals score the path the agent took, not just the answer. Golden-set regression evals run on every prompt or model change. Drift monitors watch retrieval quality and answer quality in production. Without this rail you can't debug, can't improve, and can't pass audit.</w:t>
       </w:r>
     </w:p>
     <w:p>
@@ -288,36 +193,12 @@
     </w:p>
     <w:p>
       <w:r>
-        <w:t xml:space="preserve">Self-correction and tool composition. If grounding score comes back low, the executor can re-plan and try again before the answer ever leaves the orchestrator. The output guardrail can also </w:t>
-      </w:r>
-      <w:proofErr w:type="gramStart"/>
-      <w:r>
-        <w:t>reject</w:t>
-      </w:r>
-      <w:proofErr w:type="gramEnd"/>
-      <w:r>
-        <w:t xml:space="preserve"> and </w:t>
-      </w:r>
-      <w:proofErr w:type="gramStart"/>
-      <w:r>
-        <w:t>force</w:t>
-      </w:r>
-      <w:proofErr w:type="gramEnd"/>
-      <w:r>
-        <w:t xml:space="preserve"> a retry.</w:t>
-      </w:r>
-    </w:p>
-    <w:p>
-      <w:r>
-        <w:t xml:space="preserve">What I'd </w:t>
-      </w:r>
-      <w:proofErr w:type="gramStart"/>
-      <w:r>
-        <w:t>actually argue</w:t>
-      </w:r>
-      <w:proofErr w:type="gramEnd"/>
-      <w:r>
-        <w:t xml:space="preserve"> for in design review</w:t>
+        <w:t>Self-correction and tool composition. If grounding score comes back low, the executor can re-plan and try again before the answer ever leaves the orchestrator. The output guardrail can also reject and force a retry.</w:t>
+      </w:r>
+    </w:p>
+    <w:p>
+      <w:r>
+        <w:t>What I'd actually argue for in design review</w:t>
       </w:r>
     </w:p>
     <w:p>
@@ -327,23 +208,7 @@
     </w:p>
     <w:p>
       <w:r>
-        <w:t xml:space="preserve">The planner is optional. For 60% of queries, you don't need a separate planner step — the executor can do simple </w:t>
-      </w:r>
-      <w:proofErr w:type="spellStart"/>
-      <w:r>
-        <w:t>ReAct</w:t>
-      </w:r>
-      <w:proofErr w:type="spellEnd"/>
-      <w:r>
-        <w:t xml:space="preserve"> alone. Add the planner only when you're seeing the executor get lost on complex multi-hop questions. </w:t>
-      </w:r>
-      <w:proofErr w:type="gramStart"/>
-      <w:r>
-        <w:t>Otherwise</w:t>
-      </w:r>
-      <w:proofErr w:type="gramEnd"/>
-      <w:r>
-        <w:t xml:space="preserve"> it's pure latency and cost.</w:t>
+        <w:t>The planner is optional. For 60% of queries, you don't need a separate planner step — the executor can do simple ReAct alone. Add the planner only when you're seeing the executor get lost on complex multi-hop questions. Otherwise it's pure latency and cost.</w:t>
       </w:r>
     </w:p>
     <w:p>
@@ -353,44 +218,12 @@
     </w:p>
     <w:p>
       <w:r>
-        <w:t xml:space="preserve">Reranking is the highest-ROI step you can </w:t>
-      </w:r>
-      <w:proofErr w:type="gramStart"/>
-      <w:r>
-        <w:t>add</w:t>
-      </w:r>
-      <w:proofErr w:type="gramEnd"/>
-      <w:r>
-        <w:t xml:space="preserve">. Going from </w:t>
-      </w:r>
-      <w:proofErr w:type="gramStart"/>
-      <w:r>
-        <w:t>top-20</w:t>
-      </w:r>
-      <w:proofErr w:type="gramEnd"/>
-      <w:r>
-        <w:t xml:space="preserve"> vector → reranked </w:t>
-      </w:r>
-      <w:proofErr w:type="gramStart"/>
-      <w:r>
-        <w:t>top-5</w:t>
-      </w:r>
-      <w:proofErr w:type="gramEnd"/>
-      <w:r>
-        <w:t xml:space="preserve"> typically improves answer quality more than swapping LLMs.</w:t>
-      </w:r>
-    </w:p>
-    <w:p>
-      <w:r>
-        <w:t xml:space="preserve">Long-term memory is overhyped for most use cases. Short-term scratchpad + good retrieval covers ~85% of needs. Long-term memory adds a stale-data failure mode you </w:t>
-      </w:r>
-      <w:proofErr w:type="gramStart"/>
-      <w:r>
-        <w:t>have to</w:t>
-      </w:r>
-      <w:proofErr w:type="gramEnd"/>
-      <w:r>
-        <w:t xml:space="preserve"> actively manage.</w:t>
+        <w:t>Reranking is the highest-ROI step you can add. Going from top-20 vector → reranked top-5 typically improves answer quality more than swapping LLMs.</w:t>
+      </w:r>
+    </w:p>
+    <w:p>
+      <w:r>
+        <w:t>Long-term memory is overhyped for most use cases. Short-term scratchpad + good retrieval covers ~85% of needs. Long-term memory adds a stale-data failure mode you have to actively manage.</w:t>
       </w:r>
     </w:p>
     <w:p>
@@ -401,7 +234,7 @@
     </w:p>
     <w:p>
       <w:r>
-        <w:t>The interview-ready closer: "Agentic RAG is just RAG where the retrieval strategy itself becomes a decision the model gets to make. The architecture is the same boxes — but the loop, the multi-retriever fusion, and the guardrails around tool calls are what take it from a demo to something you can run in a regulated bank."</w:t>
+        <w:t>Agentic RAG is just RAG where the retrieval strategy itself becomes a decision the model gets to make. The architecture is the same boxes — but the loop, the multi-retriever fusion, and the guardrails around tool calls are what take it from a demo to something you can run in a regulated bank.</w:t>
       </w:r>
     </w:p>
     <w:p/>
